--- a/шаблони/комплекти/Стрільби/Шаблон_Проєкт наказу на стрільби (обмежено придатні).docx
+++ b/шаблони/комплекти/Стрільби/Шаблон_Проєкт наказу на стрільби (обмежено придатні).docx
@@ -9,14 +9,12 @@
         <w:rPr>
           <w:b/>
           <w:szCs w:val="28"/>
-          <w:highlight w:val="yellow"/>
         </w:rPr>
       </w:pPr>
       <w:r>
         <w:rPr>
           <w:b/>
           <w:szCs w:val="28"/>
-          <w:highlight w:val="yellow"/>
           <w:lang w:val="en-US" w:eastAsia="en-US"/>
         </w:rPr>
         <w:drawing>
@@ -75,14 +73,12 @@
         <w:rPr>
           <w:b/>
           <w:szCs w:val="28"/>
-          <w:highlight w:val="yellow"/>
         </w:rPr>
       </w:pPr>
       <w:r>
         <w:rPr>
           <w:b/>
           <w:szCs w:val="28"/>
-          <w:highlight w:val="yellow"/>
         </w:rPr>
       </w:r>
     </w:p>
@@ -93,14 +89,12 @@
         <w:rPr>
           <w:b/>
           <w:szCs w:val="28"/>
-          <w:highlight w:val="yellow"/>
         </w:rPr>
       </w:pPr>
       <w:r>
         <w:rPr>
           <w:b/>
           <w:szCs w:val="28"/>
-          <w:highlight w:val="yellow"/>
         </w:rPr>
       </w:r>
     </w:p>
@@ -111,14 +105,12 @@
         <w:rPr>
           <w:b/>
           <w:szCs w:val="28"/>
-          <w:highlight w:val="yellow"/>
         </w:rPr>
       </w:pPr>
       <w:r>
         <w:rPr>
           <w:b/>
           <w:szCs w:val="28"/>
-          <w:highlight w:val="yellow"/>
         </w:rPr>
       </w:r>
     </w:p>
@@ -491,14 +483,12 @@
         <w:jc w:val="both"/>
         <w:rPr>
           <w:szCs w:val="28"/>
-          <w:highlight w:val="yellow"/>
-        </w:rPr>
-      </w:pPr>
-      <w:r>
-        <w:rPr>
-          <w:color w:val="000000"/>
-          <w:szCs w:val="28"/>
-          <w:highlight w:val="yellow"/>
+        </w:rPr>
+      </w:pPr>
+      <w:r>
+        <w:rPr>
+          <w:color w:val="000000"/>
+          <w:szCs w:val="28"/>
         </w:rPr>
       </w:r>
     </w:p>
@@ -510,13 +500,11 @@
         <w:jc w:val="both"/>
         <w:rPr>
           <w:szCs w:val="28"/>
-          <w:highlight w:val="yellow"/>
-        </w:rPr>
-      </w:pPr>
-      <w:r>
-        <w:rPr>
-          <w:szCs w:val="28"/>
-          <w:highlight w:val="yellow"/>
+        </w:rPr>
+      </w:pPr>
+      <w:r>
+        <w:rPr>
+          <w:szCs w:val="28"/>
         </w:rPr>
       </w:r>
     </w:p>
@@ -560,7 +548,6 @@
         <w:rPr>
           <w:sz w:val="28"/>
           <w:szCs w:val="28"/>
-          <w:highlight w:val="yellow"/>
         </w:rPr>
       </w:pPr>
       <w:r>
@@ -569,7 +556,6 @@
           <w:bCs/>
           <w:sz w:val="28"/>
           <w:szCs w:val="28"/>
-          <w:highlight w:val="yellow"/>
           <w:lang w:val="uk-UA"/>
         </w:rPr>
       </w:r>
@@ -580,14 +566,12 @@
         <w:rPr>
           <w:sz w:val="28"/>
           <w:szCs w:val="28"/>
-          <w:highlight w:val="yellow"/>
-        </w:rPr>
-      </w:pPr>
-      <w:r>
-        <w:rPr>
-          <w:sz w:val="28"/>
-          <w:szCs w:val="28"/>
-          <w:highlight w:val="yellow"/>
+        </w:rPr>
+      </w:pPr>
+      <w:r>
+        <w:rPr>
+          <w:sz w:val="28"/>
+          <w:szCs w:val="28"/>
         </w:rPr>
       </w:r>
     </w:p>
@@ -692,20 +676,9 @@
       </w:pPr>
       <w:r>
         <w:rPr/>
-        <w:t>1.</w:t>
-        <w:tab/>
+        <w:t xml:space="preserve">1. </w:t>
         <w:t xml:space="preserve">У відповідності до вимог пункту 1.8. “Курсу стрільб зі стрілецької зброї і бойових машин” щодо послідовного навчання виконанню вогневих завдань {{керівник_стрільби_дв}}, (резерв - {{резерв_керівника}}</w:t>
       </w:r>
-    </w:p>
-    <w:p>
-      <w:pPr>
-        <w:pStyle w:val="Heading"/>
-        <w:ind w:end="0" w:hanging="0"/>
-        <w:jc w:val="both"/>
-        <w:rPr>
-          <w:highlight w:val="yellow"/>
-        </w:rPr>
-      </w:pPr>
       <w:r>
         <w:rPr/>
         <w:t xml:space="preserve">) провести вогневе тренування напередодні проведення стрільб на навчально – тренувальному комплексі вогневої підготовки військової частини А4150 (с. Старичі) {{дати_стрільб}} із слухачами курсів перепідготовки та підвищення кваліфікації університету набору {{назва_набору}} та офіцерським складом Повітряних Сил Збройних Сил України, які проходять курс базової загальної військової підготовки (які мають висновки ВЛК “Придатні до проходження військової служби у військових частинах забезпечення, територіальних центрах комплектування та соціальної підтримки, навчальних центрах, закладах (установах), медичних підрозділах, підрозділах логістики, зв’язку, охорони”).</w:t>
@@ -717,13 +690,11 @@
         <w:jc w:val="both"/>
         <w:rPr>
           <w:szCs w:val="28"/>
-          <w:highlight w:val="yellow"/>
-        </w:rPr>
-      </w:pPr>
-      <w:r>
-        <w:rPr>
-          <w:szCs w:val="28"/>
-          <w:highlight w:val="yellow"/>
+        </w:rPr>
+      </w:pPr>
+      <w:r>
+        <w:rPr>
+          <w:szCs w:val="28"/>
         </w:rPr>
       </w:r>
     </w:p>
@@ -733,7 +704,6 @@
         <w:rPr>
           <w:sz w:val="28"/>
           <w:szCs w:val="28"/>
-          <w:highlight w:val="yellow"/>
           <w:lang w:eastAsia="ru-RU"/>
         </w:rPr>
       </w:pPr>
@@ -741,7 +711,6 @@
         <w:rPr>
           <w:sz w:val="28"/>
           <w:szCs w:val="28"/>
-          <w:highlight w:val="yellow"/>
           <w:lang w:eastAsia="ru-RU"/>
         </w:rPr>
       </w:r>
@@ -762,7 +731,6 @@
         <w:jc w:val="both"/>
         <w:rPr>
           <w:szCs w:val="28"/>
-          <w:highlight w:val="yellow"/>
         </w:rPr>
       </w:pPr>
       <w:r>
@@ -941,7 +909,7 @@
       <w:pPr>
         <w:pStyle w:val="Heading"/>
         <w:spacing w:line="238" w:lineRule="auto"/>
-        <w:ind w:end="0" w:firstLine="1134"/>
+        <w:ind w:end="0" w:firstLine="709"/>
         <w:jc w:val="both"/>
         <w:rPr>
           <w:szCs w:val="28"/>
@@ -971,7 +939,7 @@
       <w:pPr>
         <w:pStyle w:val="Heading"/>
         <w:spacing w:line="238" w:lineRule="auto"/>
-        <w:ind w:end="0" w:firstLine="1134"/>
+        <w:ind w:end="0" w:firstLine="709"/>
         <w:jc w:val="both"/>
         <w:rPr>
           <w:szCs w:val="28"/>
@@ -988,27 +956,10 @@
       <w:pPr>
         <w:pStyle w:val="Heading"/>
         <w:spacing w:line="238" w:lineRule="auto"/>
-        <w:ind w:end="0" w:firstLine="1134"/>
-        <w:jc w:val="both"/>
-        <w:rPr>
-          <w:szCs w:val="28"/>
-        </w:rPr>
-      </w:pPr>
-      <w:r>
-        <w:rPr>
-          <w:szCs w:val="28"/>
-        </w:rPr>
-      </w:r>
-    </w:p>
-    <w:p>
-      <w:pPr>
-        <w:pStyle w:val="Heading"/>
-        <w:spacing w:line="238" w:lineRule="auto"/>
-        <w:ind w:end="0" w:firstLine="1134"/>
-        <w:jc w:val="both"/>
-        <w:rPr>
-          <w:szCs w:val="28"/>
-          <w:highlight w:val="yellow"/>
+        <w:ind w:end="0" w:firstLine="709"/>
+        <w:jc w:val="both"/>
+        <w:rPr>
+          <w:szCs w:val="28"/>
         </w:rPr>
       </w:pPr>
       <w:r>
@@ -1024,14 +975,12 @@
         <w:rPr>
           <w:sz w:val="28"/>
           <w:szCs w:val="28"/>
-          <w:highlight w:val="yellow"/>
-        </w:rPr>
-      </w:pPr>
-      <w:r>
-        <w:rPr>
-          <w:sz w:val="28"/>
-          <w:szCs w:val="28"/>
-          <w:highlight w:val="yellow"/>
+        </w:rPr>
+      </w:pPr>
+      <w:r>
+        <w:rPr>
+          <w:sz w:val="28"/>
+          <w:szCs w:val="28"/>
         </w:rPr>
       </w:r>
     </w:p>
@@ -1041,14 +990,12 @@
         <w:rPr>
           <w:sz w:val="28"/>
           <w:szCs w:val="28"/>
-          <w:highlight w:val="yellow"/>
-        </w:rPr>
-      </w:pPr>
-      <w:r>
-        <w:rPr>
-          <w:sz w:val="28"/>
-          <w:szCs w:val="28"/>
-          <w:highlight w:val="yellow"/>
+        </w:rPr>
+      </w:pPr>
+      <w:r>
+        <w:rPr>
+          <w:sz w:val="28"/>
+          <w:szCs w:val="28"/>
         </w:rPr>
       </w:r>
     </w:p>
@@ -1177,7 +1124,6 @@
         <w:rPr>
           <w:sz w:val="28"/>
           <w:szCs w:val="28"/>
-          <w:highlight w:val="yellow"/>
         </w:rPr>
       </w:pPr>
       <w:r>
@@ -1278,7 +1224,6 @@
         <w:rPr>
           <w:sz w:val="28"/>
           <w:szCs w:val="28"/>
-          <w:highlight w:val="yellow"/>
         </w:rPr>
       </w:pPr>
       <w:r>
@@ -1379,7 +1324,6 @@
         <w:rPr>
           <w:sz w:val="28"/>
           <w:szCs w:val="28"/>
-          <w:highlight w:val="yellow"/>
         </w:rPr>
       </w:pPr>
       <w:r>
@@ -1627,27 +1571,6 @@
         <w:rPr>
           <w:sz w:val="28"/>
           <w:szCs w:val="28"/>
-          <w:highlight w:val="yellow"/>
-        </w:rPr>
-      </w:pPr>
-      <w:r>
-        <w:rPr>
-          <w:sz w:val="28"/>
-          <w:szCs w:val="28"/>
-          <w:highlight w:val="yellow"/>
-        </w:rPr>
-      </w:r>
-    </w:p>
-    <w:p>
-      <w:pPr>
-        <w:pStyle w:val="Normal"/>
-        <w:spacing w:line="238" w:lineRule="auto"/>
-        <w:ind w:end="0" w:firstLine="709"/>
-        <w:jc w:val="both"/>
-        <w:rPr>
-          <w:sz w:val="28"/>
-          <w:szCs w:val="28"/>
-          <w:highlight w:val="yellow"/>
         </w:rPr>
       </w:pPr>
       <w:r>
@@ -2020,43 +1943,6 @@
       <w:r>
         <w:rPr>
           <w:szCs w:val="28"/>
-        </w:rPr>
-      </w:r>
-    </w:p>
-    <w:p>
-      <w:pPr>
-        <w:pStyle w:val="Normal"/>
-        <w:autoSpaceDE w:val="false"/>
-        <w:spacing w:line="238" w:lineRule="auto"/>
-        <w:jc w:val="both"/>
-        <w:rPr>
-          <w:sz w:val="28"/>
-          <w:szCs w:val="28"/>
-          <w:highlight w:val="yellow"/>
-        </w:rPr>
-      </w:pPr>
-      <w:r>
-        <w:rPr>
-          <w:sz w:val="28"/>
-          <w:szCs w:val="28"/>
-          <w:highlight w:val="yellow"/>
-        </w:rPr>
-      </w:r>
-    </w:p>
-    <w:p>
-      <w:pPr>
-        <w:pStyle w:val="Normal"/>
-        <w:rPr>
-          <w:sz w:val="28"/>
-          <w:szCs w:val="28"/>
-          <w:highlight w:val="yellow"/>
-        </w:rPr>
-      </w:pPr>
-      <w:r>
-        <w:rPr>
-          <w:sz w:val="28"/>
-          <w:szCs w:val="28"/>
-          <w:highlight w:val="yellow"/>
         </w:rPr>
       </w:r>
     </w:p>
@@ -2118,10 +2004,9 @@
       <w:pPr>
         <w:pStyle w:val="1"/>
         <w:spacing w:line="238" w:lineRule="auto"/>
-        <w:ind w:end="0" w:firstLine="720"/>
-        <w:jc w:val="both"/>
-        <w:rPr>
-          <w:highlight w:val="yellow"/>
+        <w:ind w:end="0" w:firstLine="709"/>
+        <w:jc w:val="both"/>
+        <w:rPr>
           <w:lang w:val="uk-UA"/>
         </w:rPr>
       </w:pPr>
@@ -2226,7 +2111,7 @@
       <w:pPr>
         <w:pStyle w:val="1"/>
         <w:spacing w:line="238" w:lineRule="auto"/>
-        <w:ind w:end="0" w:firstLine="720"/>
+        <w:ind w:end="0" w:firstLine="709"/>
         <w:jc w:val="both"/>
         <w:rPr>
           <w:lang w:val="uk-UA"/>
@@ -2340,10 +2225,9 @@
       <w:pPr>
         <w:pStyle w:val="1"/>
         <w:spacing w:line="238" w:lineRule="auto"/>
-        <w:ind w:end="0" w:firstLine="720"/>
-        <w:jc w:val="both"/>
-        <w:rPr>
-          <w:highlight w:val="yellow"/>
+        <w:ind w:end="0" w:firstLine="709"/>
+        <w:jc w:val="both"/>
+        <w:rPr>
           <w:lang w:val="uk-UA"/>
         </w:rPr>
       </w:pPr>
@@ -2445,10 +2329,9 @@
       <w:pPr>
         <w:pStyle w:val="1"/>
         <w:spacing w:line="238" w:lineRule="auto"/>
-        <w:ind w:end="0" w:firstLine="720"/>
-        <w:jc w:val="both"/>
-        <w:rPr>
-          <w:highlight w:val="yellow"/>
+        <w:ind w:end="0" w:firstLine="709"/>
+        <w:jc w:val="both"/>
+        <w:rPr>
           <w:lang w:val="uk-UA"/>
         </w:rPr>
       </w:pPr>
@@ -2554,7 +2437,7 @@
       <w:pPr>
         <w:pStyle w:val="1"/>
         <w:spacing w:line="238" w:lineRule="auto"/>
-        <w:ind w:end="0" w:firstLine="720"/>
+        <w:ind w:end="0" w:firstLine="709"/>
         <w:jc w:val="both"/>
         <w:rPr>
           <w:lang w:val="uk-UA"/>
@@ -2662,7 +2545,7 @@
       <w:pPr>
         <w:pStyle w:val="1"/>
         <w:spacing w:line="238" w:lineRule="auto"/>
-        <w:ind w:end="0" w:firstLine="720"/>
+        <w:ind w:end="0" w:firstLine="709"/>
         <w:jc w:val="both"/>
         <w:rPr>
           <w:lang w:val="uk-UA"/>
@@ -2732,23 +2615,7 @@
       <w:pPr>
         <w:pStyle w:val="1"/>
         <w:spacing w:line="238" w:lineRule="auto"/>
-        <w:ind w:end="0" w:firstLine="720"/>
-        <w:jc w:val="both"/>
-        <w:rPr>
-          <w:lang w:val="uk-UA"/>
-        </w:rPr>
-      </w:pPr>
-      <w:r>
-        <w:rPr>
-          <w:lang w:val="uk-UA"/>
-        </w:rPr>
-      </w:r>
-    </w:p>
-    <w:p>
-      <w:pPr>
-        <w:pStyle w:val="1"/>
-        <w:spacing w:line="238" w:lineRule="auto"/>
-        <w:ind w:end="0" w:firstLine="720"/>
+        <w:ind w:end="0" w:firstLine="709"/>
         <w:jc w:val="both"/>
         <w:rPr>
           <w:lang w:val="uk-UA"/>
@@ -2864,14 +2731,12 @@
         <w:rPr>
           <w:sz w:val="28"/>
           <w:szCs w:val="28"/>
-          <w:highlight w:val="yellow"/>
-        </w:rPr>
-      </w:pPr>
-      <w:r>
-        <w:rPr>
-          <w:sz w:val="28"/>
-          <w:szCs w:val="28"/>
-          <w:highlight w:val="yellow"/>
+        </w:rPr>
+      </w:pPr>
+      <w:r>
+        <w:rPr>
+          <w:sz w:val="28"/>
+          <w:szCs w:val="28"/>
           <w:lang w:val="uk-UA"/>
         </w:rPr>
       </w:r>
@@ -2882,14 +2747,12 @@
         <w:rPr>
           <w:sz w:val="28"/>
           <w:szCs w:val="28"/>
-          <w:highlight w:val="yellow"/>
-        </w:rPr>
-      </w:pPr>
-      <w:r>
-        <w:rPr>
-          <w:sz w:val="28"/>
-          <w:szCs w:val="28"/>
-          <w:highlight w:val="yellow"/>
+        </w:rPr>
+      </w:pPr>
+      <w:r>
+        <w:rPr>
+          <w:sz w:val="28"/>
+          <w:szCs w:val="28"/>
         </w:rPr>
       </w:r>
     </w:p>
@@ -2991,7 +2854,6 @@
         <w:ind w:end="0" w:firstLine="709"/>
         <w:jc w:val="both"/>
         <w:rPr>
-          <w:highlight w:val="yellow"/>
           <w:lang w:eastAsia="uk-UA"/>
         </w:rPr>
       </w:pPr>
@@ -2999,7 +2861,6 @@
         <w:rPr>
           <w:color w:val="000000"/>
           <w:szCs w:val="28"/>
-          <w:highlight w:val="yellow"/>
           <w:lang w:eastAsia="uk-UA"/>
         </w:rPr>
       </w:r>
@@ -3577,22 +3438,11 @@
           <w:numId w:val="0"/>
         </w:numPr>
         <w:spacing w:before="0" w:after="0"/>
-        <w:ind w:start="0" w:hanging="0"/>
-        <w:rPr>
-          <w:lang w:val="uk-UA"/>
-        </w:rPr>
-      </w:pPr>
-      <w:r>
-        <w:rPr>
-          <w:bCs w:val="false"/>
-          <w:iCs w:val="false"/>
-          <w:color w:val="FF0000"/>
-          <w:sz w:val="20"/>
-          <w:szCs w:val="20"/>
-          <w:lang w:val="uk-UA"/>
-        </w:rPr>
-        <w:t xml:space="preserve">              </w:t>
-      </w:r>
+        <w:ind w:start="0" w:end="0" w:firstLine="709"/>
+        <w:rPr>
+          <w:lang w:val="uk-UA"/>
+        </w:rPr>
+      </w:pPr>
       <w:r>
         <w:rPr>
           <w:lang w:val="uk-UA" w:eastAsia="uk-UA"/>
@@ -3650,14 +3500,12 @@
         <w:rPr>
           <w:sz w:val="28"/>
           <w:szCs w:val="28"/>
-          <w:highlight w:val="yellow"/>
-        </w:rPr>
-      </w:pPr>
-      <w:r>
-        <w:rPr>
-          <w:sz w:val="28"/>
-          <w:szCs w:val="28"/>
-          <w:highlight w:val="yellow"/>
+        </w:rPr>
+      </w:pPr>
+      <w:r>
+        <w:rPr>
+          <w:sz w:val="28"/>
+          <w:szCs w:val="28"/>
           <w:lang w:val="uk-UA"/>
         </w:rPr>
       </w:r>
@@ -3668,14 +3516,12 @@
         <w:rPr>
           <w:sz w:val="28"/>
           <w:szCs w:val="28"/>
-          <w:highlight w:val="yellow"/>
-        </w:rPr>
-      </w:pPr>
-      <w:r>
-        <w:rPr>
-          <w:sz w:val="28"/>
-          <w:szCs w:val="28"/>
-          <w:highlight w:val="yellow"/>
+        </w:rPr>
+      </w:pPr>
+      <w:r>
+        <w:rPr>
+          <w:sz w:val="28"/>
+          <w:szCs w:val="28"/>
         </w:rPr>
       </w:r>
     </w:p>
@@ -3757,7 +3603,6 @@
         <w:rPr>
           <w:sz w:val="28"/>
           <w:szCs w:val="28"/>
-          <w:highlight w:val="yellow"/>
         </w:rPr>
         <w:t xml:space="preserve"/>
       </w:r>
@@ -3907,14 +3752,12 @@
         <w:rPr>
           <w:sz w:val="28"/>
           <w:szCs w:val="28"/>
-          <w:highlight w:val="yellow"/>
-        </w:rPr>
-      </w:pPr>
-      <w:r>
-        <w:rPr>
-          <w:sz w:val="28"/>
-          <w:szCs w:val="28"/>
-          <w:highlight w:val="yellow"/>
+        </w:rPr>
+      </w:pPr>
+      <w:r>
+        <w:rPr>
+          <w:sz w:val="28"/>
+          <w:szCs w:val="28"/>
         </w:rPr>
       </w:r>
     </w:p>
@@ -3924,14 +3767,12 @@
         <w:rPr>
           <w:sz w:val="28"/>
           <w:szCs w:val="28"/>
-          <w:highlight w:val="yellow"/>
-        </w:rPr>
-      </w:pPr>
-      <w:r>
-        <w:rPr>
-          <w:sz w:val="28"/>
-          <w:szCs w:val="28"/>
-          <w:highlight w:val="yellow"/>
+        </w:rPr>
+      </w:pPr>
+      <w:r>
+        <w:rPr>
+          <w:sz w:val="28"/>
+          <w:szCs w:val="28"/>
         </w:rPr>
       </w:r>
     </w:p>
@@ -4075,7 +3916,7 @@
           <w:tab w:val="left" w:leader="none" w:pos="1276"/>
         </w:tabs>
         <w:spacing w:before="0" w:after="0" w:line="238" w:lineRule="auto"/>
-        <w:ind w:start="0" w:end="0" w:hanging="0"/>
+        <w:ind w:start="0" w:end="0" w:firstLine="709"/>
         <w:rPr>
           <w:bCs w:val="false"/>
           <w:lang w:val="uk-UA"/>
@@ -4199,14 +4040,12 @@
         <w:rPr>
           <w:sz w:val="28"/>
           <w:szCs w:val="28"/>
-          <w:highlight w:val="yellow"/>
-        </w:rPr>
-      </w:pPr>
-      <w:r>
-        <w:rPr>
-          <w:sz w:val="28"/>
-          <w:szCs w:val="28"/>
-          <w:highlight w:val="yellow"/>
+        </w:rPr>
+      </w:pPr>
+      <w:r>
+        <w:rPr>
+          <w:sz w:val="28"/>
+          <w:szCs w:val="28"/>
         </w:rPr>
       </w:r>
     </w:p>
@@ -4222,7 +4061,6 @@
         <w:rPr>
           <w:sz w:val="28"/>
           <w:szCs w:val="28"/>
-          <w:highlight w:val="yellow"/>
         </w:rPr>
       </w:r>
     </w:p>
@@ -4259,6 +4097,7 @@
       <w:pPr>
         <w:pStyle w:val="Normal"/>
         <w:spacing w:line="238" w:lineRule="auto"/>
+        <w:ind w:end="0" w:firstLine="709"/>
         <w:jc w:val="both"/>
         <w:rPr>
           <w:color w:val="000000"/>
@@ -4313,15 +4152,13 @@
         <w:jc w:val="both"/>
         <w:rPr>
           <w:szCs w:val="28"/>
-          <w:highlight w:val="yellow"/>
-        </w:rPr>
-      </w:pPr>
-      <w:r>
-        <w:rPr>
-          <w:color w:val="000000"/>
-          <w:sz w:val="28"/>
-          <w:szCs w:val="28"/>
-          <w:highlight w:val="yellow"/>
+        </w:rPr>
+      </w:pPr>
+      <w:r>
+        <w:rPr>
+          <w:color w:val="000000"/>
+          <w:sz w:val="28"/>
+          <w:szCs w:val="28"/>
         </w:rPr>
       </w:r>
     </w:p>
@@ -4333,13 +4170,11 @@
         <w:jc w:val="both"/>
         <w:rPr>
           <w:szCs w:val="28"/>
-          <w:highlight w:val="yellow"/>
-        </w:rPr>
-      </w:pPr>
-      <w:r>
-        <w:rPr>
-          <w:szCs w:val="28"/>
-          <w:highlight w:val="yellow"/>
+        </w:rPr>
+      </w:pPr>
+      <w:r>
+        <w:rPr>
+          <w:szCs w:val="28"/>
         </w:rPr>
       </w:r>
     </w:p>
@@ -4370,6 +4205,40 @@
     </w:p>
     <w:p>
       <w:pPr>
+        <w:pStyle w:val="Normal"/>
+        <w:rPr>
+          <w:sz w:val="28"/>
+          <w:szCs w:val="28"/>
+        </w:rPr>
+      </w:pPr>
+      <w:r>
+        <w:rPr>
+          <w:b/>
+          <w:bCs/>
+          <w:sz w:val="28"/>
+          <w:szCs w:val="28"/>
+        </w:rPr>
+      </w:r>
+    </w:p>
+    <w:p>
+      <w:pPr>
+        <w:pStyle w:val="Normal"/>
+        <w:rPr>
+          <w:sz w:val="28"/>
+          <w:szCs w:val="28"/>
+        </w:rPr>
+      </w:pPr>
+      <w:r>
+        <w:rPr>
+          <w:b/>
+          <w:bCs/>
+          <w:sz w:val="28"/>
+          <w:szCs w:val="28"/>
+        </w:rPr>
+      </w:r>
+    </w:p>
+    <w:p>
+      <w:pPr>
         <w:pStyle w:val="BodyTextIndent"/>
         <w:numPr>
           <w:ilvl w:val="0"/>
@@ -4399,14 +4268,12 @@
         <w:rPr>
           <w:sz w:val="28"/>
           <w:szCs w:val="28"/>
-          <w:highlight w:val="yellow"/>
-        </w:rPr>
-      </w:pPr>
-      <w:r>
-        <w:rPr>
-          <w:sz w:val="28"/>
-          <w:szCs w:val="28"/>
-          <w:highlight w:val="yellow"/>
+        </w:rPr>
+      </w:pPr>
+      <w:r>
+        <w:rPr>
+          <w:sz w:val="28"/>
+          <w:szCs w:val="28"/>
         </w:rPr>
       </w:r>
     </w:p>
@@ -4416,14 +4283,12 @@
         <w:rPr>
           <w:sz w:val="28"/>
           <w:szCs w:val="28"/>
-          <w:highlight w:val="yellow"/>
-        </w:rPr>
-      </w:pPr>
-      <w:r>
-        <w:rPr>
-          <w:sz w:val="28"/>
-          <w:szCs w:val="28"/>
-          <w:highlight w:val="yellow"/>
+        </w:rPr>
+      </w:pPr>
+      <w:r>
+        <w:rPr>
+          <w:sz w:val="28"/>
+          <w:szCs w:val="28"/>
         </w:rPr>
       </w:r>
     </w:p>
@@ -4458,14 +4323,12 @@
         <w:rPr>
           <w:sz w:val="28"/>
           <w:szCs w:val="28"/>
-          <w:highlight w:val="yellow"/>
-        </w:rPr>
-      </w:pPr>
-      <w:r>
-        <w:rPr>
-          <w:sz w:val="28"/>
-          <w:szCs w:val="28"/>
-          <w:highlight w:val="yellow"/>
+        </w:rPr>
+      </w:pPr>
+      <w:r>
+        <w:rPr>
+          <w:sz w:val="28"/>
+          <w:szCs w:val="28"/>
         </w:rPr>
       </w:r>
     </w:p>
@@ -4475,14 +4338,12 @@
         <w:rPr>
           <w:sz w:val="28"/>
           <w:szCs w:val="28"/>
-          <w:highlight w:val="yellow"/>
-        </w:rPr>
-      </w:pPr>
-      <w:r>
-        <w:rPr>
-          <w:sz w:val="28"/>
-          <w:szCs w:val="28"/>
-          <w:highlight w:val="yellow"/>
+        </w:rPr>
+      </w:pPr>
+      <w:r>
+        <w:rPr>
+          <w:sz w:val="28"/>
+          <w:szCs w:val="28"/>
         </w:rPr>
       </w:r>
     </w:p>
@@ -4540,14 +4401,12 @@
         <w:rPr>
           <w:sz w:val="28"/>
           <w:szCs w:val="28"/>
-          <w:highlight w:val="yellow"/>
-        </w:rPr>
-      </w:pPr>
-      <w:r>
-        <w:rPr>
-          <w:sz w:val="28"/>
-          <w:szCs w:val="28"/>
-          <w:highlight w:val="yellow"/>
+        </w:rPr>
+      </w:pPr>
+      <w:r>
+        <w:rPr>
+          <w:sz w:val="28"/>
+          <w:szCs w:val="28"/>
         </w:rPr>
       </w:r>
     </w:p>
@@ -4589,15 +4448,13 @@
           <w:color w:val="000000"/>
           <w:sz w:val="28"/>
           <w:szCs w:val="28"/>
-          <w:highlight w:val="yellow"/>
-        </w:rPr>
-      </w:pPr>
-      <w:r>
-        <w:rPr>
-          <w:color w:val="000000"/>
-          <w:sz w:val="28"/>
-          <w:szCs w:val="28"/>
-          <w:highlight w:val="yellow"/>
+        </w:rPr>
+      </w:pPr>
+      <w:r>
+        <w:rPr>
+          <w:color w:val="000000"/>
+          <w:sz w:val="28"/>
+          <w:szCs w:val="28"/>
         </w:rPr>
       </w:r>
     </w:p>
@@ -4607,15 +4464,13 @@
         <w:rPr>
           <w:sz w:val="28"/>
           <w:szCs w:val="28"/>
-          <w:highlight w:val="yellow"/>
-        </w:rPr>
-      </w:pPr>
-      <w:r>
-        <w:rPr>
-          <w:color w:val="000000"/>
-          <w:sz w:val="28"/>
-          <w:szCs w:val="28"/>
-          <w:highlight w:val="yellow"/>
+        </w:rPr>
+      </w:pPr>
+      <w:r>
+        <w:rPr>
+          <w:color w:val="000000"/>
+          <w:sz w:val="28"/>
+          <w:szCs w:val="28"/>
         </w:rPr>
       </w:r>
     </w:p>
@@ -4705,38 +4560,55 @@
     <w:p>
       <w:pPr>
         <w:pStyle w:val="Normal"/>
+        <w:keepNext/>
         <w:spacing w:line="238" w:lineRule="auto"/>
-        <w:jc w:val="both"/>
-        <w:rPr>
-          <w:color w:val="000000"/>
-          <w:sz w:val="28"/>
-          <w:szCs w:val="28"/>
-        </w:rPr>
-      </w:pPr>
-      <w:r>
-        <w:rPr>
-          <w:color w:val="000000"/>
-          <w:sz w:val="28"/>
-          <w:szCs w:val="28"/>
-        </w:rPr>
+        <w:jc w:val="left"/>
+        <w:rPr>
+          <w:color w:val="000000"/>
+          <w:sz w:val="28"/>
+        </w:rPr>
+      </w:pPr>
+      <w:r>
+        <w:rPr>
+          <w:color w:val="000000"/>
+          <w:sz w:val="28"/>
+        </w:rPr>
+        <w:t>Начальник Харківського національного університету Повітряних Сил імені Івана Кожедуба</w:t>
       </w:r>
     </w:p>
     <w:p>
       <w:pPr>
         <w:pStyle w:val="Normal"/>
-        <w:spacing w:line="238" w:lineRule="auto"/>
-        <w:jc w:val="both"/>
-        <w:rPr>
-          <w:color w:val="000000"/>
-          <w:sz w:val="28"/>
-        </w:rPr>
-      </w:pPr>
-      <w:r>
-        <w:rPr>
-          <w:color w:val="000000"/>
-          <w:sz w:val="28"/>
-        </w:rPr>
-        <w:t>Начальник Харківського національного університету Повітряних Сил      імені Івана Кожедуба</w:t>
+        <w:tabs>
+          <w:tab w:val="right" w:pos="9297"/>
+        </w:tabs>
+        <w:spacing w:before="0" w:after="120" w:line="238" w:lineRule="auto"/>
+        <w:jc w:val="left"/>
+        <w:rPr>
+          <w:color w:val="000000"/>
+          <w:sz w:val="28"/>
+        </w:rPr>
+      </w:pPr>
+      <w:r>
+        <w:rPr>
+          <w:color w:val="000000"/>
+          <w:sz w:val="28"/>
+        </w:rPr>
+        <w:t xml:space="preserve">{{звання_командира}}</w:t>
+      </w:r>
+      <w:r>
+        <w:rPr>
+          <w:color w:val="000000"/>
+          <w:sz w:val="28"/>
+        </w:rPr>
+        <w:tab/>
+      </w:r>
+      <w:r>
+        <w:rPr>
+          <w:color w:val="000000"/>
+          <w:sz w:val="28"/>
+        </w:rPr>
+        <w:t xml:space="preserve">{{піб_командира}}</w:t>
       </w:r>
     </w:p>
     <w:p>
@@ -4754,31 +4626,6 @@
           <w:color w:val="000000"/>
           <w:sz w:val="28"/>
         </w:rPr>
-        <w:t xml:space="preserve">{{звання_командира}}</w:t>
-        <w:tab/>
-        <w:tab/>
-        <w:tab/>
-        <w:tab/>
-        <w:tab/>
-        <w:tab/>
-        <w:t xml:space="preserve">      {{піб_командира}}</w:t>
-      </w:r>
-    </w:p>
-    <w:p>
-      <w:pPr>
-        <w:pStyle w:val="Normal"/>
-        <w:spacing w:before="0" w:after="120" w:line="238" w:lineRule="auto"/>
-        <w:jc w:val="both"/>
-        <w:rPr>
-          <w:color w:val="000000"/>
-          <w:sz w:val="28"/>
-        </w:rPr>
-      </w:pPr>
-      <w:r>
-        <w:rPr>
-          <w:color w:val="000000"/>
-          <w:sz w:val="28"/>
-        </w:rPr>
       </w:r>
     </w:p>
     <w:p>
@@ -4792,20 +4639,6 @@
       <w:r>
         <w:rPr>
           <w:color w:val="000000"/>
-          <w:sz w:val="20"/>
-          <w:szCs w:val="20"/>
-        </w:rPr>
-      </w:r>
-    </w:p>
-    <w:p>
-      <w:pPr>
-        <w:pStyle w:val="Normal"/>
-        <w:ind w:start="993" w:end="1133" w:hanging="2127"/>
-        <w:jc w:val="both"/>
-        <w:rPr/>
-      </w:pPr>
-      <w:r>
-        <w:rPr>
           <w:sz w:val="20"/>
           <w:szCs w:val="20"/>
         </w:rPr>
@@ -5147,6 +4980,7 @@
     <w:lvl w:ilvl="0">
       <w:start w:val="2"/>
       <w:numFmt w:val="decimal"/>
+      <w:suff w:val="space"/>
       <w:lvlText w:val="%1."/>
       <w:lvlJc w:val="start"/>
       <w:pPr>
@@ -5358,9 +5192,7 @@
       </w:rPr>
     </w:rPrDefault>
     <w:pPrDefault>
-      <w:pPr>
-        <w:suppressAutoHyphens w:val="true"/>
-      </w:pPr>
+      <w:pPr/>
     </w:pPrDefault>
   </w:docDefaults>
   <w:style w:type="paragraph" w:styleId="Normal">
@@ -6352,7 +6184,6 @@
     <w:name w:val="Звичайний (веб)"/>
     <w:basedOn w:val="Normal"/>
     <w:pPr>
-      <w:suppressAutoHyphens w:val="true"/>
       <w:spacing w:before="280" w:after="280"/>
     </w:pPr>
     <w:rPr>

--- a/шаблони/комплекти/Стрільби/Шаблон_Проєкт наказу на стрільби (обмежено придатні).docx
+++ b/шаблони/комплекти/Стрільби/Шаблон_Проєкт наказу на стрільби (обмежено придатні).docx
@@ -676,7 +676,8 @@
       </w:pPr>
       <w:r>
         <w:rPr/>
-        <w:t xml:space="preserve">1. </w:t>
+        <w:t>1.</w:t>
+        <w:tab/>
         <w:t xml:space="preserve">У відповідності до вимог пункту 1.8. “Курсу стрільб зі стрілецької зброї і бойових машин” щодо послідовного навчання виконанню вогневих завдань {{керівник_стрільби_дв}}, (резерв - {{резерв_керівника}}</w:t>
       </w:r>
       <w:r>
@@ -909,7 +910,7 @@
       <w:pPr>
         <w:pStyle w:val="Heading"/>
         <w:spacing w:line="238" w:lineRule="auto"/>
-        <w:ind w:end="0" w:firstLine="709"/>
+        <w:ind w:end="0" w:firstLine="1134"/>
         <w:jc w:val="both"/>
         <w:rPr>
           <w:szCs w:val="28"/>
@@ -939,7 +940,7 @@
       <w:pPr>
         <w:pStyle w:val="Heading"/>
         <w:spacing w:line="238" w:lineRule="auto"/>
-        <w:ind w:end="0" w:firstLine="709"/>
+        <w:ind w:end="0" w:firstLine="1134"/>
         <w:jc w:val="both"/>
         <w:rPr>
           <w:szCs w:val="28"/>
@@ -956,7 +957,23 @@
       <w:pPr>
         <w:pStyle w:val="Heading"/>
         <w:spacing w:line="238" w:lineRule="auto"/>
-        <w:ind w:end="0" w:firstLine="709"/>
+        <w:ind w:end="0" w:firstLine="1134"/>
+        <w:jc w:val="both"/>
+        <w:rPr>
+          <w:szCs w:val="28"/>
+        </w:rPr>
+      </w:pPr>
+      <w:r>
+        <w:rPr>
+          <w:szCs w:val="28"/>
+        </w:rPr>
+      </w:r>
+    </w:p>
+    <w:p>
+      <w:pPr>
+        <w:pStyle w:val="Heading"/>
+        <w:spacing w:line="238" w:lineRule="auto"/>
+        <w:ind w:end="0" w:firstLine="1134"/>
         <w:jc w:val="both"/>
         <w:rPr>
           <w:szCs w:val="28"/>
@@ -1575,6 +1592,24 @@
       </w:pPr>
       <w:r>
         <w:rPr>
+          <w:sz w:val="28"/>
+          <w:szCs w:val="28"/>
+        </w:rPr>
+      </w:r>
+    </w:p>
+    <w:p>
+      <w:pPr>
+        <w:pStyle w:val="Normal"/>
+        <w:spacing w:line="238" w:lineRule="auto"/>
+        <w:ind w:end="0" w:firstLine="709"/>
+        <w:jc w:val="both"/>
+        <w:rPr>
+          <w:sz w:val="28"/>
+          <w:szCs w:val="28"/>
+        </w:rPr>
+      </w:pPr>
+      <w:r>
+        <w:rPr>
           <w:spacing w:val="-4"/>
           <w:sz w:val="28"/>
           <w:szCs w:val="28"/>
@@ -1942,6 +1977,39 @@
       </w:pPr>
       <w:r>
         <w:rPr>
+          <w:szCs w:val="28"/>
+        </w:rPr>
+      </w:r>
+    </w:p>
+    <w:p>
+      <w:pPr>
+        <w:pStyle w:val="Normal"/>
+        <w:autoSpaceDE w:val="false"/>
+        <w:spacing w:line="238" w:lineRule="auto"/>
+        <w:jc w:val="both"/>
+        <w:rPr>
+          <w:sz w:val="28"/>
+          <w:szCs w:val="28"/>
+        </w:rPr>
+      </w:pPr>
+      <w:r>
+        <w:rPr>
+          <w:sz w:val="28"/>
+          <w:szCs w:val="28"/>
+        </w:rPr>
+      </w:r>
+    </w:p>
+    <w:p>
+      <w:pPr>
+        <w:pStyle w:val="Normal"/>
+        <w:rPr>
+          <w:sz w:val="28"/>
+          <w:szCs w:val="28"/>
+        </w:rPr>
+      </w:pPr>
+      <w:r>
+        <w:rPr>
+          <w:sz w:val="28"/>
           <w:szCs w:val="28"/>
         </w:rPr>
       </w:r>
@@ -2004,7 +2072,7 @@
       <w:pPr>
         <w:pStyle w:val="1"/>
         <w:spacing w:line="238" w:lineRule="auto"/>
-        <w:ind w:end="0" w:firstLine="709"/>
+        <w:ind w:end="0" w:firstLine="720"/>
         <w:jc w:val="both"/>
         <w:rPr>
           <w:lang w:val="uk-UA"/>
@@ -2111,7 +2179,7 @@
       <w:pPr>
         <w:pStyle w:val="1"/>
         <w:spacing w:line="238" w:lineRule="auto"/>
-        <w:ind w:end="0" w:firstLine="709"/>
+        <w:ind w:end="0" w:firstLine="720"/>
         <w:jc w:val="both"/>
         <w:rPr>
           <w:lang w:val="uk-UA"/>
@@ -2225,7 +2293,7 @@
       <w:pPr>
         <w:pStyle w:val="1"/>
         <w:spacing w:line="238" w:lineRule="auto"/>
-        <w:ind w:end="0" w:firstLine="709"/>
+        <w:ind w:end="0" w:firstLine="720"/>
         <w:jc w:val="both"/>
         <w:rPr>
           <w:lang w:val="uk-UA"/>
@@ -2329,7 +2397,7 @@
       <w:pPr>
         <w:pStyle w:val="1"/>
         <w:spacing w:line="238" w:lineRule="auto"/>
-        <w:ind w:end="0" w:firstLine="709"/>
+        <w:ind w:end="0" w:firstLine="720"/>
         <w:jc w:val="both"/>
         <w:rPr>
           <w:lang w:val="uk-UA"/>
@@ -2437,7 +2505,7 @@
       <w:pPr>
         <w:pStyle w:val="1"/>
         <w:spacing w:line="238" w:lineRule="auto"/>
-        <w:ind w:end="0" w:firstLine="709"/>
+        <w:ind w:end="0" w:firstLine="720"/>
         <w:jc w:val="both"/>
         <w:rPr>
           <w:lang w:val="uk-UA"/>
@@ -2545,7 +2613,7 @@
       <w:pPr>
         <w:pStyle w:val="1"/>
         <w:spacing w:line="238" w:lineRule="auto"/>
-        <w:ind w:end="0" w:firstLine="709"/>
+        <w:ind w:end="0" w:firstLine="720"/>
         <w:jc w:val="both"/>
         <w:rPr>
           <w:lang w:val="uk-UA"/>
@@ -2615,7 +2683,23 @@
       <w:pPr>
         <w:pStyle w:val="1"/>
         <w:spacing w:line="238" w:lineRule="auto"/>
-        <w:ind w:end="0" w:firstLine="709"/>
+        <w:ind w:end="0" w:firstLine="720"/>
+        <w:jc w:val="both"/>
+        <w:rPr>
+          <w:lang w:val="uk-UA"/>
+        </w:rPr>
+      </w:pPr>
+      <w:r>
+        <w:rPr>
+          <w:lang w:val="uk-UA"/>
+        </w:rPr>
+      </w:r>
+    </w:p>
+    <w:p>
+      <w:pPr>
+        <w:pStyle w:val="1"/>
+        <w:spacing w:line="238" w:lineRule="auto"/>
+        <w:ind w:end="0" w:firstLine="720"/>
         <w:jc w:val="both"/>
         <w:rPr>
           <w:lang w:val="uk-UA"/>
@@ -3438,11 +3522,22 @@
           <w:numId w:val="0"/>
         </w:numPr>
         <w:spacing w:before="0" w:after="0"/>
-        <w:ind w:start="0" w:end="0" w:firstLine="709"/>
-        <w:rPr>
-          <w:lang w:val="uk-UA"/>
-        </w:rPr>
-      </w:pPr>
+        <w:ind w:start="0" w:hanging="0"/>
+        <w:rPr>
+          <w:lang w:val="uk-UA"/>
+        </w:rPr>
+      </w:pPr>
+      <w:r>
+        <w:rPr>
+          <w:bCs w:val="false"/>
+          <w:iCs w:val="false"/>
+          <w:color w:val="FF0000"/>
+          <w:sz w:val="20"/>
+          <w:szCs w:val="20"/>
+          <w:lang w:val="uk-UA"/>
+        </w:rPr>
+        <w:t xml:space="preserve">              </w:t>
+      </w:r>
       <w:r>
         <w:rPr>
           <w:lang w:val="uk-UA" w:eastAsia="uk-UA"/>
@@ -3916,7 +4011,7 @@
           <w:tab w:val="left" w:leader="none" w:pos="1276"/>
         </w:tabs>
         <w:spacing w:before="0" w:after="0" w:line="238" w:lineRule="auto"/>
-        <w:ind w:start="0" w:end="0" w:firstLine="709"/>
+        <w:ind w:start="0" w:end="0" w:hanging="0"/>
         <w:rPr>
           <w:bCs w:val="false"/>
           <w:lang w:val="uk-UA"/>
@@ -4097,7 +4192,6 @@
       <w:pPr>
         <w:pStyle w:val="Normal"/>
         <w:spacing w:line="238" w:lineRule="auto"/>
-        <w:ind w:end="0" w:firstLine="709"/>
         <w:jc w:val="both"/>
         <w:rPr>
           <w:color w:val="000000"/>
@@ -4201,40 +4295,6 @@
           <w:szCs w:val="28"/>
         </w:rPr>
         <w:t>Начальнику відділення зв’язку та кібербезпеки – начальнику зв’язку і радіотехнічного забезпечення штабу університету в дні проведення стрільб забезпечити начальника оточення засобами зв’язку у відповідності до заявки начальника курсів перепідготовки та підвищення кваліфікації університету.</w:t>
-      </w:r>
-    </w:p>
-    <w:p>
-      <w:pPr>
-        <w:pStyle w:val="Normal"/>
-        <w:rPr>
-          <w:sz w:val="28"/>
-          <w:szCs w:val="28"/>
-        </w:rPr>
-      </w:pPr>
-      <w:r>
-        <w:rPr>
-          <w:b/>
-          <w:bCs/>
-          <w:sz w:val="28"/>
-          <w:szCs w:val="28"/>
-        </w:rPr>
-      </w:r>
-    </w:p>
-    <w:p>
-      <w:pPr>
-        <w:pStyle w:val="Normal"/>
-        <w:rPr>
-          <w:sz w:val="28"/>
-          <w:szCs w:val="28"/>
-        </w:rPr>
-      </w:pPr>
-      <w:r>
-        <w:rPr>
-          <w:b/>
-          <w:bCs/>
-          <w:sz w:val="28"/>
-          <w:szCs w:val="28"/>
-        </w:rPr>
       </w:r>
     </w:p>
     <w:p>
@@ -4560,6 +4620,25 @@
     <w:p>
       <w:pPr>
         <w:pStyle w:val="Normal"/>
+        <w:spacing w:line="238" w:lineRule="auto"/>
+        <w:jc w:val="both"/>
+        <w:rPr>
+          <w:color w:val="000000"/>
+          <w:sz w:val="28"/>
+          <w:szCs w:val="28"/>
+        </w:rPr>
+      </w:pPr>
+      <w:r>
+        <w:rPr>
+          <w:color w:val="000000"/>
+          <w:sz w:val="28"/>
+          <w:szCs w:val="28"/>
+        </w:rPr>
+      </w:r>
+    </w:p>
+    <w:p>
+      <w:pPr>
+        <w:pStyle w:val="Normal"/>
         <w:keepNext/>
         <w:spacing w:line="238" w:lineRule="auto"/>
         <w:jc w:val="left"/>
@@ -4573,7 +4652,7 @@
           <w:color w:val="000000"/>
           <w:sz w:val="28"/>
         </w:rPr>
-        <w:t>Начальник Харківського національного університету Повітряних Сил імені Івана Кожедуба</w:t>
+        <w:t>Начальник Харківського національного університету Повітряних Сил      імені Івана Кожедуба</w:t>
       </w:r>
     </w:p>
     <w:p>
@@ -4639,6 +4718,20 @@
       <w:r>
         <w:rPr>
           <w:color w:val="000000"/>
+          <w:sz w:val="20"/>
+          <w:szCs w:val="20"/>
+        </w:rPr>
+      </w:r>
+    </w:p>
+    <w:p>
+      <w:pPr>
+        <w:pStyle w:val="Normal"/>
+        <w:ind w:start="993" w:end="1133" w:hanging="2127"/>
+        <w:jc w:val="both"/>
+        <w:rPr/>
+      </w:pPr>
+      <w:r>
+        <w:rPr>
           <w:sz w:val="20"/>
           <w:szCs w:val="20"/>
         </w:rPr>
@@ -4980,7 +5073,6 @@
     <w:lvl w:ilvl="0">
       <w:start w:val="2"/>
       <w:numFmt w:val="decimal"/>
-      <w:suff w:val="space"/>
       <w:lvlText w:val="%1."/>
       <w:lvlJc w:val="start"/>
       <w:pPr>

--- a/шаблони/комплекти/Стрільби/Шаблон_Проєкт наказу на стрільби (обмежено придатні).docx
+++ b/шаблони/комплекти/Стрільби/Шаблон_Проєкт наказу на стрільби (обмежено придатні).docx
@@ -2997,7 +2997,7 @@
         <w:rPr>
           <w:lang w:val="uk-UA"/>
         </w:rPr>
-        <w:t xml:space="preserve"> на {{кількість_осіб}} учасників стрільби</w:t>
+        <w:t xml:space="preserve"> на {{кількість_осіб}} {{учасників}} стрільби</w:t>
       </w:r>
       <w:r>
         <w:rPr>
@@ -3041,7 +3041,7 @@
         <w:rPr>
           <w:lang w:val="uk-UA"/>
         </w:rPr>
-        <w:t xml:space="preserve"> на {{кількість_осіб}} учасників стрільби</w:t>
+        <w:t xml:space="preserve"> на {{кількість_осіб}} {{учасників}} стрільби</w:t>
       </w:r>
       <w:r>
         <w:rPr>
@@ -3085,7 +3085,7 @@
         <w:rPr>
           <w:lang w:val="uk-UA"/>
         </w:rPr>
-        <w:t xml:space="preserve"> на {{кількість_осіб}} учасників стрільби</w:t>
+        <w:t xml:space="preserve"> на {{кількість_осіб}} {{учасників}} стрільби</w:t>
       </w:r>
       <w:r>
         <w:rPr>
@@ -3117,7 +3117,7 @@
         <w:rPr>
           <w:lang w:val="uk-UA"/>
         </w:rPr>
-        <w:t xml:space="preserve"> на {{кількість_осіб}} учасників стрільби</w:t>
+        <w:t xml:space="preserve"> на {{кількість_осіб}} {{учасників}} стрільби</w:t>
       </w:r>
       <w:r>
         <w:rPr>
@@ -3149,7 +3149,7 @@
         <w:rPr>
           <w:lang w:val="uk-UA"/>
         </w:rPr>
-        <w:t xml:space="preserve"> на {{кількість_осіб}} учасників стрільби</w:t>
+        <w:t xml:space="preserve"> на {{кількість_осіб}} {{учасників}} стрільби</w:t>
       </w:r>
       <w:r>
         <w:rPr>
@@ -3193,7 +3193,7 @@
         <w:rPr>
           <w:lang w:val="uk-UA"/>
         </w:rPr>
-        <w:t xml:space="preserve"> на {{кількість_осіб}} учасників стрільби;</w:t>
+        <w:t xml:space="preserve"> на {{кількість_осіб}} {{учасників}} стрільби;</w:t>
       </w:r>
     </w:p>
     <w:p>
@@ -3219,7 +3219,7 @@
         <w:rPr>
           <w:lang w:val="uk-UA"/>
         </w:rPr>
-        <w:t xml:space="preserve"> на {{кількість_осіб}} учасників стрільби</w:t>
+        <w:t xml:space="preserve"> на {{кількість_осіб}} {{учасників}} стрільби</w:t>
       </w:r>
       <w:r>
         <w:rPr>
@@ -3251,7 +3251,7 @@
         <w:rPr>
           <w:lang w:val="uk-UA"/>
         </w:rPr>
-        <w:t xml:space="preserve"> на {{кількість_осіб}} учасників стрільби</w:t>
+        <w:t xml:space="preserve"> на {{кількість_осіб}} {{учасників}} стрільби</w:t>
       </w:r>
       <w:r>
         <w:rPr>
@@ -3283,7 +3283,7 @@
         <w:rPr>
           <w:lang w:val="uk-UA"/>
         </w:rPr>
-        <w:t xml:space="preserve"> на {{кількість_осіб}} учасників стрільби</w:t>
+        <w:t xml:space="preserve"> на {{кількість_осіб}} {{учасників}} стрільби</w:t>
       </w:r>
       <w:r>
         <w:rPr>
@@ -3321,7 +3321,7 @@
         <w:rPr>
           <w:lang w:val="uk-UA"/>
         </w:rPr>
-        <w:t xml:space="preserve"> на {{кількість_осіб}} учасників стрільби</w:t>
+        <w:t xml:space="preserve"> на {{кількість_осіб}} {{учасників}} стрільби</w:t>
       </w:r>
       <w:r>
         <w:rPr>
@@ -3353,7 +3353,7 @@
         <w:rPr>
           <w:lang w:val="uk-UA"/>
         </w:rPr>
-        <w:t xml:space="preserve"> на {{кількість_осіб}} учасників стрільби</w:t>
+        <w:t xml:space="preserve"> на {{кількість_осіб}} {{учасників}} стрільби</w:t>
       </w:r>
       <w:r>
         <w:rPr>
@@ -3385,7 +3385,7 @@
         <w:rPr>
           <w:lang w:val="uk-UA"/>
         </w:rPr>
-        <w:t xml:space="preserve"> на {{кількість_осіб}} учасників стрільби</w:t>
+        <w:t xml:space="preserve"> на {{кількість_осіб}} {{учасників}} стрільби</w:t>
       </w:r>
       <w:r>
         <w:rPr>
@@ -3441,7 +3441,7 @@
         <w:rPr>
           <w:lang w:val="uk-UA"/>
         </w:rPr>
-        <w:t xml:space="preserve"> на {{кількість_осіб}} учасників стрільби</w:t>
+        <w:t xml:space="preserve"> на {{кількість_осіб}} {{учасників}} стрільби</w:t>
       </w:r>
       <w:r>
         <w:rPr>
@@ -3473,7 +3473,7 @@
         <w:rPr>
           <w:lang w:val="uk-UA"/>
         </w:rPr>
-        <w:t xml:space="preserve"> на {{кількість_осіб}} учасників стрільби</w:t>
+        <w:t xml:space="preserve"> на {{кількість_осіб}} {{учасників}} стрільби</w:t>
       </w:r>
       <w:r>
         <w:rPr>
@@ -3505,7 +3505,7 @@
         <w:rPr>
           <w:lang w:val="uk-UA"/>
         </w:rPr>
-        <w:t xml:space="preserve"> на {{кількість_осіб}} учасників стрільби</w:t>
+        <w:t xml:space="preserve"> на {{кількість_осіб}} {{учасників}} стрільби</w:t>
       </w:r>
       <w:r>
         <w:rPr>
@@ -3548,7 +3548,7 @@
         <w:rPr>
           <w:lang w:val="uk-UA"/>
         </w:rPr>
-        <w:t xml:space="preserve"> на {{кількість_осіб}} учасників стрільби</w:t>
+        <w:t xml:space="preserve"> на {{кількість_осіб}} {{учасників}} стрільби</w:t>
       </w:r>
       <w:r>
         <w:rPr>
@@ -3580,7 +3580,7 @@
         <w:rPr>
           <w:lang w:val="uk-UA"/>
         </w:rPr>
-        <w:t xml:space="preserve"> РГД-5 (аналог) – {{гранати_ргд}}  штук на {{кількість_осіб}} учасників стрільби</w:t>
+        <w:t xml:space="preserve"> РГД-5 (аналог) – {{гранати_ргд}}  штук на {{кількість_осіб}} {{учасників}} стрільби</w:t>
       </w:r>
       <w:r>
         <w:rPr>
@@ -3838,7 +3838,7 @@
           <w:sz w:val="28"/>
           <w:szCs w:val="28"/>
         </w:rPr>
-        <w:t xml:space="preserve">Начальнику 61 навчального курсу факультету протиповітряної оборони Сухопутних військ та інших складових Сил оборони України Харківського національного університету Повітряних Сил університету      {{дати_стрільб}} організувати видачу автоматів АКМ у комплекті кількістю {{кількість_акм_61}} шт. з кімнати для зберігання зброї для виконання вправ “Курсу стрільб зі стрілецької зброї і бойових машин”, затвердженого наказом Генерального штабу Збройних Сил України від        28 липня 2025 року № 117.</w:t>
+        <w:t xml:space="preserve">Начальнику 61 навчального курсу факультету протиповітряної оборони Сухопутних військ та інших складових Сил оборони України Харківського національного університету Повітряних Сил      {{дати_стрільб}} організувати видачу автоматів АКМ у комплекті кількістю {{кількість_акм_61}} шт. з кімнати для зберігання зброї для виконання вправ “Курсу стрільб зі стрілецької зброї і бойових машин”, затвердженого наказом Генерального штабу Збройних Сил України від        28 липня 2025 року № 117.</w:t>
       </w:r>
     </w:p>
     <w:p>
@@ -3937,21 +3937,21 @@
           <w:sz w:val="28"/>
           <w:szCs w:val="28"/>
         </w:rPr>
-        <w:t xml:space="preserve"> у кількості {{кількість_рдг}} штук, РДГ-55МЧ</w:t>
-      </w:r>
-      <w:r>
-        <w:rPr>
-          <w:color w:val="000000"/>
-        </w:rPr>
-        <w:t xml:space="preserve"> – </w:t>
-      </w:r>
-      <w:r>
-        <w:rPr>
-          <w:color w:val="000000"/>
-          <w:sz w:val="28"/>
-          <w:szCs w:val="28"/>
-        </w:rPr>
-        <w:t xml:space="preserve"> у кількості {{кількість_рдг}} штука.</w:t>
+        <w:t xml:space="preserve"> у кількості {{кількість_рдг}} штук, РДГ-55МЧ – у кількості {{кількість_рдг}} шт.</w:t>
+      </w:r>
+      <w:r>
+        <w:rPr>
+          <w:color w:val="000000"/>
+        </w:rPr>
+        <w:t xml:space="preserve"/>
+      </w:r>
+      <w:r>
+        <w:rPr>
+          <w:color w:val="000000"/>
+          <w:sz w:val="28"/>
+          <w:szCs w:val="28"/>
+        </w:rPr>
+        <w:t xml:space="preserve"/>
       </w:r>
     </w:p>
     <w:p>
@@ -4673,7 +4673,7 @@
           <w:color w:val="000000"/>
           <w:sz w:val="28"/>
         </w:rPr>
-        <w:t xml:space="preserve">{{звання_командира}}</w:t>
+        <w:t xml:space="preserve">{{звання_начальника_університету}}</w:t>
       </w:r>
       <w:r>
         <w:rPr>
@@ -4687,7 +4687,7 @@
           <w:color w:val="000000"/>
           <w:sz w:val="28"/>
         </w:rPr>
-        <w:t xml:space="preserve">{{піб_командира}}</w:t>
+        <w:t xml:space="preserve">{{піб_начальника_університету}}</w:t>
       </w:r>
     </w:p>
     <w:p>

--- a/шаблони/комплекти/Стрільби/Шаблон_Проєкт наказу на стрільби (обмежено придатні).docx
+++ b/шаблони/комплекти/Стрільби/Шаблон_Проєкт наказу на стрільби (обмежено придатні).docx
@@ -1056,7 +1056,7 @@
           <w:spacing w:val="-4"/>
           <w:szCs w:val="28"/>
         </w:rPr>
-        <w:t xml:space="preserve">Керівником стрільби при виконанні стрільби №1 {{дата_стрільби_1}} – на навчальному місці №1 навчальній точці №1 (послідовне виконання підготовчих вправ) {{вправи_стрільби_1}} – </w:t>
+        <w:t xml:space="preserve">керівником стрільби при виконанні стрільби №1 {{дата_стрільби_1}} – на навчальному місці №1 навчальній точці №1 (послідовне виконання підготовчих вправ) {{вправи_стрільби_1}} – </w:t>
       </w:r>
       <w:r>
         <w:rPr>
@@ -1119,17 +1119,17 @@
         <w:rPr>
           <w:szCs w:val="28"/>
         </w:rPr>
-        <w:t xml:space="preserve">, (резерв </w:t>
+        <w:t xml:space="preserve">, (резерв – {{резерв_керівника}});</w:t>
       </w:r>
       <w:r>
         <w:rPr/>
-        <w:t xml:space="preserve">- {{резерв_керівника}}</w:t>
-      </w:r>
-      <w:r>
-        <w:rPr>
-          <w:szCs w:val="28"/>
-        </w:rPr>
-        <w:t>).</w:t>
+        <w:t xml:space="preserve"/>
+      </w:r>
+      <w:r>
+        <w:rPr>
+          <w:szCs w:val="28"/>
+        </w:rPr>
+        <w:t xml:space="preserve"/>
       </w:r>
     </w:p>
     <w:p>
@@ -1149,7 +1149,7 @@
           <w:sz w:val="28"/>
           <w:szCs w:val="28"/>
         </w:rPr>
-        <w:t xml:space="preserve">Керівником стрільби при виконанні стрільби №2 {{дата_стрільби_2}} – на навчальному місці №1 навчальній точці №1 (послідовне виконання  вправ) {{вправи_стрільби_2}} – </w:t>
+        <w:t xml:space="preserve">керівником стрільби при виконанні стрільби №2 {{дата_стрільби_2}} – на навчальному місці №1 навчальній точці №1 (послідовне виконання  вправ) {{вправи_стрільби_2}} – </w:t>
       </w:r>
       <w:r>
         <w:rPr>
@@ -1222,14 +1222,14 @@
           <w:sz w:val="28"/>
           <w:szCs w:val="28"/>
         </w:rPr>
-        <w:t xml:space="preserve">(резерв - {{резерв_керівника}}</w:t>
+        <w:t xml:space="preserve">(резерв – {{резерв_керівника}});</w:t>
       </w:r>
       <w:r>
         <w:rPr>
           <w:sz w:val="28"/>
           <w:szCs w:val="32"/>
         </w:rPr>
-        <w:t>).</w:t>
+        <w:t xml:space="preserve"/>
       </w:r>
     </w:p>
     <w:p>
@@ -1249,7 +1249,7 @@
           <w:sz w:val="28"/>
           <w:szCs w:val="28"/>
         </w:rPr>
-        <w:t xml:space="preserve">Керівником стрільби при виконанні стрільби №3 {{дата_стрільби_3}} – на навчальному місці №1 навчальній точці №1 (послідовне виконання  вправ) {{вправи_стрільби_3}} – </w:t>
+        <w:t xml:space="preserve">керівником стрільби при виконанні стрільби №3 {{дата_стрільби_3}} – на навчальному місці №1 навчальній точці №1 (послідовне виконання  вправ) {{вправи_стрільби_3}} – </w:t>
       </w:r>
       <w:r>
         <w:rPr>
@@ -1322,14 +1322,14 @@
           <w:sz w:val="28"/>
           <w:szCs w:val="28"/>
         </w:rPr>
-        <w:t xml:space="preserve">(резерв - {{резерв_керівника}}</w:t>
+        <w:t xml:space="preserve">(резерв – {{резерв_керівника}});</w:t>
       </w:r>
       <w:r>
         <w:rPr>
           <w:sz w:val="28"/>
           <w:szCs w:val="32"/>
         </w:rPr>
-        <w:t>).</w:t>
+        <w:t xml:space="preserve"/>
       </w:r>
     </w:p>
     <w:p>
@@ -1349,7 +1349,7 @@
           <w:sz w:val="28"/>
           <w:szCs w:val="28"/>
         </w:rPr>
-        <w:t xml:space="preserve">Керівником стрільби при виконанні стрільби №4 {{дата_стрільби_4}} – на навчальному місці №1 навчальній точці №1 (послідовне виконання  вправ) {{вправи_стрільби_4}} – </w:t>
+        <w:t xml:space="preserve">керівником стрільби при виконанні стрільби №4 {{дата_стрільби_4}} – на навчальному місці №1 навчальній точці №1 (послідовне виконання  вправ) {{вправи_стрільби_4}} – </w:t>
       </w:r>
       <w:r>
         <w:rPr>
@@ -1407,14 +1407,14 @@
           <w:sz w:val="28"/>
           <w:szCs w:val="28"/>
         </w:rPr>
-        <w:t xml:space="preserve">(резерв - {{резерв_керівника}}</w:t>
+        <w:t xml:space="preserve">(резерв – {{резерв_керівника}});</w:t>
       </w:r>
       <w:r>
         <w:rPr>
           <w:sz w:val="28"/>
           <w:szCs w:val="32"/>
         </w:rPr>
-        <w:t>).</w:t>
+        <w:t xml:space="preserve"/>
       </w:r>
     </w:p>
     <w:p>
@@ -1434,7 +1434,7 @@
           <w:sz w:val="28"/>
           <w:szCs w:val="28"/>
         </w:rPr>
-        <w:t xml:space="preserve">Керівником стрільби при виконанні стрільби №5 {{дата_стрільби_5}}  – на навчальному місці №1 навчальній точці №1 (послідовне виконання  вправ) {{вправи_стрільби_5}} – </w:t>
+        <w:t xml:space="preserve">керівником стрільби при виконанні стрільби №5 {{дата_стрільби_5}}  – на навчальному місці №1 навчальній точці №1 (послідовне виконання  вправ) {{вправи_стрільби_5}} – </w:t>
       </w:r>
       <w:r>
         <w:rPr>
@@ -1507,14 +1507,14 @@
           <w:sz w:val="28"/>
           <w:szCs w:val="28"/>
         </w:rPr>
-        <w:t xml:space="preserve">, (резерв - {{резерв_керівника}}</w:t>
+        <w:t xml:space="preserve">, (резерв – {{резерв_керівника}});</w:t>
       </w:r>
       <w:r>
         <w:rPr>
           <w:sz w:val="28"/>
           <w:szCs w:val="32"/>
         </w:rPr>
-        <w:t>).</w:t>
+        <w:t xml:space="preserve"/>
       </w:r>
     </w:p>
     <w:p>
@@ -1534,7 +1534,7 @@
           <w:sz w:val="28"/>
           <w:szCs w:val="28"/>
         </w:rPr>
-        <w:t xml:space="preserve">Керівником стрільби при виконанні метання гранат </w:t>
+        <w:t xml:space="preserve">керівником стрільби при виконанні метання гранат </w:t>
       </w:r>
       <w:r>
         <w:rPr>
@@ -1569,14 +1569,14 @@
           <w:sz w:val="28"/>
           <w:szCs w:val="28"/>
         </w:rPr>
-        <w:t xml:space="preserve">, (резерв - {{резерв_керівника}}</w:t>
+        <w:t xml:space="preserve">, (резерв – {{резерв_керівника}});</w:t>
       </w:r>
       <w:r>
         <w:rPr>
           <w:sz w:val="28"/>
           <w:szCs w:val="32"/>
         </w:rPr>
-        <w:t>).</w:t>
+        <w:t xml:space="preserve"/>
       </w:r>
     </w:p>
     <w:p>
@@ -1614,7 +1614,7 @@
           <w:sz w:val="28"/>
           <w:szCs w:val="28"/>
         </w:rPr>
-        <w:t xml:space="preserve">Керівником стрільби при виконанні стрільби №6 {{дата_стрільби_6}}  – на навчальному місці №1 навчальній точці №1 (послідовне виконання  вправ) {{вправи_стрільби_6}} – </w:t>
+        <w:t xml:space="preserve">керівником стрільби при виконанні стрільби №6 {{дата_стрільби_6}}  – на навчальному місці №1 навчальній точці №1 (послідовне виконання  вправ) {{вправи_стрільби_6}} – </w:t>
       </w:r>
       <w:r>
         <w:rPr>
@@ -1687,14 +1687,14 @@
           <w:sz w:val="28"/>
           <w:szCs w:val="28"/>
         </w:rPr>
-        <w:t xml:space="preserve">, (резерв - {{резерв_керівника}}</w:t>
+        <w:t xml:space="preserve">, (резерв – {{резерв_керівника}}).</w:t>
       </w:r>
       <w:r>
         <w:rPr>
           <w:sz w:val="28"/>
           <w:szCs w:val="32"/>
         </w:rPr>
-        <w:t>).</w:t>
+        <w:t xml:space="preserve"/>
       </w:r>
     </w:p>
     <w:p>
@@ -1805,7 +1805,7 @@
         <w:rPr>
           <w:szCs w:val="28"/>
         </w:rPr>
-        <w:t xml:space="preserve">{{начальник_пбп_2_зв}}.</w:t>
+        <w:t xml:space="preserve">{{начальник_пбп_2_зв}};</w:t>
       </w:r>
     </w:p>
     <w:p>
@@ -1852,7 +1852,7 @@
         <w:rPr>
           <w:szCs w:val="28"/>
         </w:rPr>
-        <w:t xml:space="preserve">{{начальник_пбп_3_зв}}.</w:t>
+        <w:t xml:space="preserve">{{начальник_пбп_3_зв}};</w:t>
       </w:r>
     </w:p>
     <w:p>
@@ -1899,7 +1899,7 @@
         <w:rPr>
           <w:szCs w:val="28"/>
         </w:rPr>
-        <w:t xml:space="preserve">{{начальник_пбп_4_зв}}.</w:t>
+        <w:t xml:space="preserve">{{начальник_пбп_4_зв}};</w:t>
       </w:r>
     </w:p>
     <w:p>
@@ -2991,7 +2991,7 @@
         <w:rPr>
           <w:lang w:val="uk-UA" w:eastAsia="uk-UA"/>
         </w:rPr>
-        <w:t xml:space="preserve">для виконання підготовчої вправи №1: (виконується 2 рази) 7,62 мм набої зразка 43 року з кулею «ПС» - {{набої_вправа_1}} штук</w:t>
+        <w:t xml:space="preserve">для виконання підготовчої вправи №1: (виконується 2 рази): 7,62 мм набої зразка 43 року з кулею «ПС» - {{набої_вправа_1}} штук</w:t>
       </w:r>
       <w:r>
         <w:rPr>
@@ -3143,7 +3143,7 @@
         <w:rPr>
           <w:lang w:val="uk-UA" w:eastAsia="uk-UA"/>
         </w:rPr>
-        <w:t xml:space="preserve">для виконання підготовчої вправи №5: (виконується 3 рази) 7,62 мм набої зразка 43 року з кулею «ПС» - {{набої_вправа_5}} штук</w:t>
+        <w:t xml:space="preserve">для виконання підготовчої вправи №5: (виконується 3 рази): 7,62 мм набої зразка 43 року з кулею «ПС» - {{набої_вправа_5}} штук</w:t>
       </w:r>
       <w:r>
         <w:rPr>
@@ -3379,7 +3379,7 @@
         <w:rPr>
           <w:lang w:val="uk-UA" w:eastAsia="uk-UA"/>
         </w:rPr>
-        <w:t xml:space="preserve">для виконання підготовчої вправи №12: (виконується 2 рази) : 7,62 мм набої зразка 43 року з кулею «ПС» - {{набої_вправа_12}} штук</w:t>
+        <w:t xml:space="preserve">для виконання підготовчої вправи №12: (виконується 2 рази): 7,62 мм набої зразка 43 року з кулею «ПС» - {{набої_вправа_12}} штук</w:t>
       </w:r>
       <w:r>
         <w:rPr>
@@ -3838,7 +3838,7 @@
           <w:sz w:val="28"/>
           <w:szCs w:val="28"/>
         </w:rPr>
-        <w:t xml:space="preserve">Начальнику 61 навчального курсу факультету протиповітряної оборони Сухопутних військ та інших складових Сил оборони України Харківського національного університету Повітряних Сил      {{дати_стрільб}} організувати видачу автоматів АКМ у комплекті кількістю {{кількість_акм_61}} шт. з кімнати для зберігання зброї для виконання вправ “Курсу стрільб зі стрілецької зброї і бойових машин”, затвердженого наказом Генерального штабу Збройних Сил України від        28 липня 2025 року № 117.</w:t>
+        <w:t xml:space="preserve">Начальнику 61 навчального курсу факультету протиповітряної оборони Сухопутних військ та інших складових Сил оборони України Харківського національного університету Повітряних Сил      {{дати_стрільб}} організувати видачу автоматів АКМ у комплекті кількістю {{кількість_акм_61}} шт. з кімнати для зберігання зброї для виконання вправ “Курсу стрільб зі стрілецької зброї і бойових машин”, затвердженого наказом Генерального штабу Збройних Сил України від 28 липня 2025 року № 117.</w:t>
       </w:r>
     </w:p>
     <w:p>
@@ -4788,7 +4788,7 @@
         <w:sz w:val="28"/>
         <w:szCs w:val="28"/>
       </w:rPr>
-      <w:t xml:space="preserve">(Обмежено в розповсюдженні – лише для Збройних Сил України)</w:t>
+      <w:t xml:space="preserve">(Обмежено у розповсюдженні – лише для Збройних Сил України)</w:t>
     </w:r>
   </w:p>
   <w:p>
@@ -4839,7 +4839,7 @@
         <w:sz w:val="28"/>
         <w:szCs w:val="28"/>
       </w:rPr>
-      <w:t xml:space="preserve">(Обмежено в розповсюдженні – лише для Збройних Сил України)</w:t>
+      <w:t xml:space="preserve">(Обмежено у розповсюдженні – лише для Збройних Сил України)</w:t>
     </w:r>
   </w:p>
 </w:ftr>
